--- a/Dokumentation/Projektantrag/Projektantrag - Yannick Spangel_v2.docx
+++ b/Dokumentation/Projektantrag/Projektantrag - Yannick Spangel_v2.docx
@@ -966,7 +966,7 @@
         <w:spacing w:line="240" w:lineRule="auto"/>
       </w:pPr>
       <w:r>
-        <w:t>Hauptziel des Projekts ist die Entwicklung und Integration einer funktionsfähigen Antrags- und Genehmigungs-Web-Applikation in die interne Plattform MVD. Die Anwendung soll es Mitarbeitern ermöglichen, Anträge digital zu erfassen und einzureichen, während dem Management eine strukturierte, effiziente Bearbeitung und Genehmigung dieser Anträge zur Verfügung gestellt wird.</w:t>
+        <w:t>Hauptziel des Projekts ist die Entwicklung und Integration einer funktionsfähigen Web-Applikation zur Antrags- und Genehmigungsverarbeitung in die interne Plattform MVD. Die Anwendung ermöglicht es Mitarbeitern, Anträge digital zu erfassen, während dem Management eine strukturierte Oberfläche zur effizienten Bearbeitung und Genehmigung dieser Anträge zur Verfügung gestellt wird.</w:t>
       </w:r>
     </w:p>
     <w:p>
@@ -974,7 +974,7 @@
         <w:spacing w:line="240" w:lineRule="auto"/>
       </w:pPr>
       <w:r>
-        <w:t>Zur Erreichung dieses Ziels wird zunächst ein vollständiges und erweiterbares Datenmodell für verschiedene Antragstypen konzipiert. Darauf aufbauend erfolgt die Implementierung der notwendigen Business-Logik unter Verwendung des SAP RESTful Application Programming Model (RAP), einschließlich der Erstellung von CDS-Views und Behavior Definitions.</w:t>
+        <w:t>Zur Umsetzung des Projekts wird zunächst ein erweiterbares Datenmodell konzipiert. Die Implementierung der Business-Logik folgt einem serviceorientierten Ansatz, wobei im Projektverlauf eine geeignete Architektur aus dem SAP-Framework-Spektrum (z. B. das RESTful Application Programming Model) evaluiert und ausgewählt wird. Für das Frontend ist die Umsetzung einer responsiven Benutzeroberfläche vorgesehen, die auf SAPUI5 basiert und eine konsistente Nutzung auf verschiedenen Endgeräten ermöglicht. Ein differenziertes Berechtigungskonzept stellt dabei die prozesskonforme Trennung zwischen Mitarbeiter- und Management-Funktionen sicher.</w:t>
       </w:r>
     </w:p>
     <w:p>
@@ -982,40 +982,15 @@
         <w:spacing w:line="240" w:lineRule="auto"/>
       </w:pPr>
       <w:r>
-        <w:t>Zusätzlich wird eine benutzerfreundliche und responsive Oberfläche auf Basis von SAPUI5 entwickelt, um eine intuitive Bedienung auf unterschiedlichen Endgeräten sicherzustellen. Ein weiterer Bestandteil des Projekts ist die Umsetzung eines differenzierten Berechtigungskonzepts, das zwischen Mitarbeiter- und Managementrollen unterscheidet. Abschließend werden umfassende Tests zur Qualitätssicherung durchgeführt sowie eine technische Dokumentation erstellt, die den Aufbau, die Funktionsweise und die Wartung der Anwendung beschreibt.</w:t>
+        <w:t>Wirtschaftlich zielt die Lösung auf eine Reduzierung der Bearbeitungszeiten und des administrativen Aufwands ab. Durch den Wegfall manueller Prozesse und eine erhöhte Transparenz wird die Prozessqualität verbessert und die Mitarbeiterzufriedenheit nachhaltig gesteigert.</w:t>
       </w:r>
     </w:p>
     <w:p>
       <w:pPr>
         <w:spacing w:line="240" w:lineRule="auto"/>
       </w:pPr>
-    </w:p>
-    <w:p>
-      <w:pPr>
-        <w:spacing w:line="240" w:lineRule="auto"/>
-      </w:pPr>
-      <w:r>
-        <w:t>Durch die Einführung der Antrags- und Genehmigungs-Web-App sollen mehrere wirtschaftliche Ziele erreicht werden. Die digitale Abbildung des Antrags- und Genehmigungsprozesses trägt zur deutlichen Reduzierung der Bearbeitungszeiten bei, da manuelle und papierbasierte Abläufe entfallen. Gleichzeitig wird die Transparenz und Nachvollziehbarkeit der Prozesse verbessert, da</w:t>
-      </w:r>
-      <w:r>
-        <w:t xml:space="preserve"> der</w:t>
-      </w:r>
-      <w:r>
-        <w:t xml:space="preserve"> Antragsstatus jederzeit einsehbar </w:t>
-      </w:r>
-      <w:r>
-        <w:t>ist</w:t>
-      </w:r>
-      <w:r>
-        <w:t>.</w:t>
-      </w:r>
-    </w:p>
-    <w:p>
-      <w:pPr>
-        <w:spacing w:line="240" w:lineRule="auto"/>
-      </w:pPr>
-      <w:r>
-        <w:t>Darüber hinaus führt die Automatisierung wiederkehrender administrativer Tätigkeiten zu einer Senkung des administrativen Aufwands für Mitarbeiter und Management. Insgesamt trägt die Lösung zu einer effizienteren Prozessgestaltung bei und steigert durch die Nutzung moderner digitaler Prozesse die Zufriedenheit der Mitarbeiter.</w:t>
+      <w:r>
+        <w:t>Das Projekt wird mit einer umfassenden Qualitätssicherung sowie der Erstellung einer technischen Dokumentation abgeschlossen, in der insbesondere Architektur- und Wartungsaspekte beschrieben werden.</w:t>
       </w:r>
     </w:p>
     <w:p>
@@ -1086,15 +1061,6 @@
           <w:sz w:val="23"/>
           <w:szCs w:val="23"/>
         </w:rPr>
-        <w:t xml:space="preserve"> </w:t>
-      </w:r>
-      <w:r>
-        <w:rPr>
-          <w:rFonts w:eastAsia="NimbusSanL-Regu" w:cs="NimbusSanL-Regu"/>
-          <w:kern w:val="0"/>
-          <w:sz w:val="23"/>
-          <w:szCs w:val="23"/>
-        </w:rPr>
         <w:t>Lastenheft</w:t>
       </w:r>
     </w:p>
@@ -1227,28 +1193,6 @@
         </w:rPr>
         <w:t>ge</w:t>
       </w:r>
-    </w:p>
-    <w:p>
-      <w:pPr>
-        <w:spacing w:line="240" w:lineRule="auto"/>
-        <w:rPr>
-          <w:b/>
-          <w:bCs/>
-          <w:sz w:val="36"/>
-          <w:szCs w:val="36"/>
-        </w:rPr>
-      </w:pPr>
-    </w:p>
-    <w:p>
-      <w:pPr>
-        <w:spacing w:line="240" w:lineRule="auto"/>
-        <w:rPr>
-          <w:b/>
-          <w:bCs/>
-          <w:sz w:val="36"/>
-          <w:szCs w:val="36"/>
-        </w:rPr>
-      </w:pPr>
     </w:p>
     <w:p>
       <w:pPr>
@@ -1620,7 +1564,7 @@
           </w:tcPr>
           <w:p>
             <w:r>
-              <w:t>Ablauflogik</w:t>
+              <w:t>Businesslogik</w:t>
             </w:r>
           </w:p>
         </w:tc>
@@ -1671,7 +1615,7 @@
               <w:jc w:val="center"/>
             </w:pPr>
             <w:r>
-              <w:t>6</w:t>
+              <w:t>4</w:t>
             </w:r>
           </w:p>
         </w:tc>
@@ -1696,7 +1640,10 @@
               <w:t xml:space="preserve">Implementation des </w:t>
             </w:r>
             <w:r>
-              <w:t>ER-Model</w:t>
+              <w:t>ER</w:t>
+            </w:r>
+            <w:r>
+              <w:t>-Model</w:t>
             </w:r>
             <w:r>
               <w:t>s</w:t>
@@ -1712,7 +1659,7 @@
               <w:jc w:val="center"/>
             </w:pPr>
             <w:r>
-              <w:t>12</w:t>
+              <w:t>10</w:t>
             </w:r>
           </w:p>
         </w:tc>
@@ -1790,7 +1737,7 @@
               <w:jc w:val="center"/>
             </w:pPr>
             <w:r>
-              <w:t>8</w:t>
+              <w:t>6</w:t>
             </w:r>
           </w:p>
         </w:tc>
@@ -1812,7 +1759,16 @@
           </w:tcPr>
           <w:p>
             <w:r>
-              <w:t>Erstellung von Unittests</w:t>
+              <w:t xml:space="preserve">Erstellung von </w:t>
+            </w:r>
+            <w:r>
+              <w:t>Funktions- und Integrations-</w:t>
+            </w:r>
+            <w:r>
+              <w:t>T</w:t>
+            </w:r>
+            <w:r>
+              <w:t>ests</w:t>
             </w:r>
           </w:p>
         </w:tc>
@@ -1835,19 +1791,15 @@
           <w:tcPr>
             <w:tcW w:w="3539" w:type="dxa"/>
           </w:tcPr>
+          <w:p/>
+        </w:tc>
+        <w:tc>
+          <w:tcPr>
+            <w:tcW w:w="4394" w:type="dxa"/>
+          </w:tcPr>
           <w:p>
             <w:r>
-              <w:t>5. Abschlussphase</w:t>
-            </w:r>
-          </w:p>
-        </w:tc>
-        <w:tc>
-          <w:tcPr>
-            <w:tcW w:w="4394" w:type="dxa"/>
-          </w:tcPr>
-          <w:p>
-            <w:r>
-              <w:t>Durchführen der Unittests</w:t>
+              <w:t>Überarbeiten nach Codereview</w:t>
             </w:r>
           </w:p>
         </w:tc>
@@ -1860,7 +1812,42 @@
               <w:jc w:val="center"/>
             </w:pPr>
             <w:r>
-              <w:t>6</w:t>
+              <w:t>4</w:t>
+            </w:r>
+          </w:p>
+        </w:tc>
+      </w:tr>
+      <w:tr>
+        <w:tc>
+          <w:tcPr>
+            <w:tcW w:w="3539" w:type="dxa"/>
+          </w:tcPr>
+          <w:p>
+            <w:r>
+              <w:t>5. Abschlussphase</w:t>
+            </w:r>
+          </w:p>
+        </w:tc>
+        <w:tc>
+          <w:tcPr>
+            <w:tcW w:w="4394" w:type="dxa"/>
+          </w:tcPr>
+          <w:p>
+            <w:r>
+              <w:t>Korrektur nach UAT</w:t>
+            </w:r>
+          </w:p>
+        </w:tc>
+        <w:tc>
+          <w:tcPr>
+            <w:tcW w:w="1129" w:type="dxa"/>
+          </w:tcPr>
+          <w:p>
+            <w:pPr>
+              <w:jc w:val="center"/>
+            </w:pPr>
+            <w:r>
+              <w:t>3</w:t>
             </w:r>
           </w:p>
         </w:tc>
@@ -1898,7 +1885,7 @@
               <w:jc w:val="center"/>
             </w:pPr>
             <w:r>
-              <w:t>2</w:t>
+              <w:t>4</w:t>
             </w:r>
           </w:p>
         </w:tc>
@@ -1923,6 +1910,9 @@
           </w:tcPr>
           <w:p>
             <w:r>
+              <w:t xml:space="preserve">Abschluss </w:t>
+            </w:r>
+            <w:r>
               <w:t>Projektdokumentation</w:t>
             </w:r>
           </w:p>
@@ -1936,7 +1926,7 @@
               <w:jc w:val="center"/>
             </w:pPr>
             <w:r>
-              <w:t>2</w:t>
+              <w:t>4</w:t>
             </w:r>
           </w:p>
         </w:tc>
@@ -1961,7 +1951,7 @@
           </w:tcPr>
           <w:p>
             <w:r>
-              <w:t>Abgabe</w:t>
+              <w:t>Übergabe und Inbetriebnahme</w:t>
             </w:r>
           </w:p>
         </w:tc>
@@ -1974,7 +1964,7 @@
               <w:jc w:val="center"/>
             </w:pPr>
             <w:r>
-              <w:t>1</w:t>
+              <w:t>2</w:t>
             </w:r>
           </w:p>
         </w:tc>
@@ -2260,77 +2250,77 @@
         <w:spacing w:line="240" w:lineRule="auto"/>
       </w:pPr>
       <w:r>
+        <w:t>Antragstellung notwendig sind, wurden nach R</w:t>
+      </w:r>
+      <w:r>
+        <w:t>ü</w:t>
+      </w:r>
+      <w:r>
+        <w:t>cksprache mit dem Ausbildenden die</w:t>
+      </w:r>
+    </w:p>
+    <w:p>
+      <w:pPr>
+        <w:spacing w:line="240" w:lineRule="auto"/>
+      </w:pPr>
+      <w:r>
+        <w:t>entsprechenden Stellen unkenntlich gemacht.</w:t>
+      </w:r>
+    </w:p>
+    <w:p>
+      <w:pPr>
+        <w:spacing w:line="240" w:lineRule="auto"/>
+      </w:pPr>
+      <w:r>
+        <w:t>Mit dem Absenden des Projektantrages best</w:t>
+      </w:r>
+      <w:r>
+        <w:t>ä</w:t>
+      </w:r>
+      <w:r>
+        <w:t>tige ich weiterhin, dass der Antrag eigenst</w:t>
+      </w:r>
+      <w:r>
+        <w:t>ä</w:t>
+      </w:r>
+      <w:r>
+        <w:t>ndig</w:t>
+      </w:r>
+    </w:p>
+    <w:p>
+      <w:pPr>
+        <w:spacing w:line="240" w:lineRule="auto"/>
+      </w:pPr>
+      <w:r>
+        <w:t>von mir angefertigt wurde. Ferner sichere ich zu, dass im Projektantrag personenbezogene</w:t>
+      </w:r>
+    </w:p>
+    <w:p>
+      <w:pPr>
+        <w:spacing w:line="240" w:lineRule="auto"/>
+      </w:pPr>
+      <w:r>
+        <w:t>Daten (d. h. Daten</w:t>
+      </w:r>
+      <w:r>
+        <w:t>,</w:t>
+      </w:r>
+      <w:r>
+        <w:t xml:space="preserve"> </w:t>
+      </w:r>
+      <w:r>
+        <w:t>ü</w:t>
+      </w:r>
+      <w:r>
+        <w:t>ber die eine Person identifizierbar oder bestimmbar ist) nur verwendet</w:t>
+      </w:r>
+    </w:p>
+    <w:p>
+      <w:pPr>
+        <w:spacing w:line="240" w:lineRule="auto"/>
+      </w:pPr>
+      <w:r>
         <w:lastRenderedPageBreak/>
-        <w:t>Antragstellung notwendig sind, wurden nach R</w:t>
-      </w:r>
-      <w:r>
-        <w:t>ü</w:t>
-      </w:r>
-      <w:r>
-        <w:t>cksprache mit dem Ausbildenden die</w:t>
-      </w:r>
-    </w:p>
-    <w:p>
-      <w:pPr>
-        <w:spacing w:line="240" w:lineRule="auto"/>
-      </w:pPr>
-      <w:r>
-        <w:t>entsprechenden Stellen unkenntlich gemacht.</w:t>
-      </w:r>
-    </w:p>
-    <w:p>
-      <w:pPr>
-        <w:spacing w:line="240" w:lineRule="auto"/>
-      </w:pPr>
-      <w:r>
-        <w:t>Mit dem Absenden des Projektantrages best</w:t>
-      </w:r>
-      <w:r>
-        <w:t>ä</w:t>
-      </w:r>
-      <w:r>
-        <w:t>tige ich weiterhin, dass der Antrag eigenst</w:t>
-      </w:r>
-      <w:r>
-        <w:t>ä</w:t>
-      </w:r>
-      <w:r>
-        <w:t>ndig</w:t>
-      </w:r>
-    </w:p>
-    <w:p>
-      <w:pPr>
-        <w:spacing w:line="240" w:lineRule="auto"/>
-      </w:pPr>
-      <w:r>
-        <w:t>von mir angefertigt wurde. Ferner sichere ich zu, dass im Projektantrag personenbezogene</w:t>
-      </w:r>
-    </w:p>
-    <w:p>
-      <w:pPr>
-        <w:spacing w:line="240" w:lineRule="auto"/>
-      </w:pPr>
-      <w:r>
-        <w:t>Daten (d. h. Daten</w:t>
-      </w:r>
-      <w:r>
-        <w:t>,</w:t>
-      </w:r>
-      <w:r>
-        <w:t xml:space="preserve"> </w:t>
-      </w:r>
-      <w:r>
-        <w:t>ü</w:t>
-      </w:r>
-      <w:r>
-        <w:t>ber die eine Person identifizierbar oder bestimmbar ist) nur verwendet</w:t>
-      </w:r>
-    </w:p>
-    <w:p>
-      <w:pPr>
-        <w:spacing w:line="240" w:lineRule="auto"/>
-      </w:pPr>
-      <w:r>
         <w:t>werden, wenn die betroffene Person hierin eingewilligt hat.</w:t>
       </w:r>
     </w:p>
